--- a/rapports/2026-06-06/EQ26/EQ26_enq3_v2/DR_061203030008/21-68-48-48.docx
+++ b/rapports/2026-06-06/EQ26/EQ26_enq3_v2/DR_061203030008/21-68-48-48.docx
@@ -297,7 +297,7 @@
           <w:color w:val="1F6FEB"/>
           <w:sz w:val="22"/>
         </w:rPr>
-        <w:t>⚠ INCOHÉRENCES À CORRIGER (266)</w:t>
+        <w:t>⚠ INCOHÉRENCES À CORRIGER (261)</w:t>
       </w:r>
     </w:p>
     <w:tbl>
@@ -1025,7 +1025,7 @@
                 <w:i w:val="0"/>
                 <w:sz w:val="17"/>
               </w:rPr>
-              <w:t>Incohérence!!! seulement les écoles privées paient les frais de scolarité (y compris les frais d'inscription).</w:t>
+              <w:t>Incohérent!! Le niveau d'instruction déclaré par l'un des enfants () au niveau de la section 1 de SOKHNA  NDIAYE diffère de celui donné par SOKHNA  NDIAYE lui-même qui affirme ne pas avoir frequenté l'école formelle.</w:t>
             </w:r>
           </w:p>
         </w:tc>
@@ -1058,7 +1058,7 @@
                 <w:i w:val="0"/>
                 <w:sz w:val="16"/>
               </w:rPr>
-              <w:t>S02</w:t>
+              <w:t>S04</w:t>
               <w:br/>
             </w:r>
             <w:r>
@@ -1068,7 +1068,7 @@
                 <w:color w:val="64748B"/>
                 <w:sz w:val="14"/>
               </w:rPr>
-              <w:t>Éducation</w:t>
+              <w:t>Emploi</w:t>
             </w:r>
           </w:p>
         </w:tc>
@@ -1115,7 +1115,7 @@
                 <w:i w:val="0"/>
                 <w:sz w:val="17"/>
               </w:rPr>
-              <w:t>Incohérent!! Le niveau d'instruction déclaré par l'un des enfants () au niveau de la section 1 de SOKHNA  NDIAYE diffère de celui donné par SOKHNA  NDIAYE lui-même qui affirme ne pas avoir frequenté l'école formelle.</w:t>
+              <w:t>Incohérence détectée ! Il semble peu probable que PAPA NDIAYE occupe un emploi pour l'ETAT/collectivités locales ou dans une entreprise publique/parapublique tout en travaillant moins de 20 jours par mois.</w:t>
             </w:r>
           </w:p>
         </w:tc>
@@ -1174,7 +1174,7 @@
                 <w:color w:val="16A34A"/>
                 <w:sz w:val="16"/>
               </w:rPr>
-              <w:t>—</w:t>
+              <w:t>s01q00_0, s00q04, s03q38, s04q21, s04q51, s04q51_unite, s04q44, s04q65</w:t>
             </w:r>
           </w:p>
         </w:tc>
@@ -1205,7 +1205,7 @@
                 <w:i w:val="0"/>
                 <w:sz w:val="17"/>
               </w:rPr>
-              <w:t>Incohérence détectée ! Il semble peu probable que PAPA NDIAYE occupe un emploi pour l'ETAT/collectivités locales ou dans une entreprise publique/parapublique tout en travaillant moins de 20 jours par mois.</w:t>
+              <w:t>Incoherence!!! DIEYNABA GUEYE a travaillé plus de 20h par jours pour ses emplois (pricinpal et secondaire), prière de corriger.</w:t>
             </w:r>
           </w:p>
         </w:tc>
@@ -1220,10 +1220,10 @@
               <w:rPr>
                 <w:b/>
                 <w:i w:val="0"/>
-                <w:color w:val="DC2626"/>
-                <w:sz w:val="16"/>
-              </w:rPr>
-              <w:t>Haute</w:t>
+                <w:color w:val="EA580C"/>
+                <w:sz w:val="16"/>
+              </w:rPr>
+              <w:t>Moyenne</w:t>
             </w:r>
           </w:p>
         </w:tc>
@@ -1238,7 +1238,7 @@
                 <w:i w:val="0"/>
                 <w:sz w:val="16"/>
               </w:rPr>
-              <w:t>S04</w:t>
+              <w:t>S00</w:t>
               <w:br/>
             </w:r>
             <w:r>
@@ -1248,7 +1248,7 @@
                 <w:color w:val="64748B"/>
                 <w:sz w:val="14"/>
               </w:rPr>
-              <w:t>Emploi</w:t>
+              <w:t>Identification</w:t>
             </w:r>
           </w:p>
         </w:tc>
@@ -1264,7 +1264,7 @@
                 <w:color w:val="16A34A"/>
                 <w:sz w:val="16"/>
               </w:rPr>
-              <w:t>s01q00_0, s00q04, s03q38, s04q21, s04q51, s04q51_unite, s04q44, s04q65</w:t>
+              <w:t>s00q07a, s00q08, s00q10, s00q13_0, s00q15_0, s00q17_0, s00q23a, s00q23b</w:t>
             </w:r>
           </w:p>
         </w:tc>
@@ -1295,7 +1295,7 @@
                 <w:i w:val="0"/>
                 <w:sz w:val="17"/>
               </w:rPr>
-              <w:t>Incoherence!!! DIEYNABA GUEYE a travaillé plus de 20h par jours pour ses emplois (pricinpal et secondaire), prière de corriger.</w:t>
+              <w:t>Prière de renseigner toutes les informations du ménage dans la section 0 avant d'entamer les autres informations.</w:t>
             </w:r>
           </w:p>
         </w:tc>
@@ -1354,7 +1354,7 @@
                 <w:color w:val="16A34A"/>
                 <w:sz w:val="16"/>
               </w:rPr>
-              <w:t>s00q07a, s00q08, s00q10, s00q13_0, s00q15_0, s00q17_0, s00q23a, s00q23b</w:t>
+              <w:t>—</w:t>
             </w:r>
           </w:p>
         </w:tc>
@@ -1385,7 +1385,7 @@
                 <w:i w:val="0"/>
                 <w:sz w:val="17"/>
               </w:rPr>
-              <w:t>Prière de renseigner toutes les informations du ménage dans la section 0 avant d'entamer les autres informations.</w:t>
+              <w:t>L'adresse ou la localisation du ménage doit être bien renseignée, ne doit pas contenir des numéros de téléphone et elle semble courte pour être une adresse.</w:t>
             </w:r>
           </w:p>
         </w:tc>
@@ -1475,7 +1475,7 @@
                 <w:i w:val="0"/>
                 <w:sz w:val="17"/>
               </w:rPr>
-              <w:t>L'adresse ou la localisation du ménage doit être bien renseignée, ne doit pas contenir des numéros de téléphone et elle semble courte pour être une adresse.</w:t>
+              <w:t>Prière de renseigner la bonne adresse.Attention! Il manque des informations non renseignées dans la section 0, prière de regarder toutes les autres informations dans l'identification du ménage (IDENTIFICATION ET RENSEIGNEMENTS DE CONTROLE) ou dans OBSERVATIONS pour pouvoir renseigné toutes les questions liées au ménage.</w:t>
             </w:r>
           </w:p>
         </w:tc>
@@ -1508,7 +1508,7 @@
                 <w:i w:val="0"/>
                 <w:sz w:val="16"/>
               </w:rPr>
-              <w:t>S00</w:t>
+              <w:t>S01</w:t>
               <w:br/>
             </w:r>
             <w:r>
@@ -1518,7 +1518,7 @@
                 <w:color w:val="64748B"/>
                 <w:sz w:val="14"/>
               </w:rPr>
-              <w:t>Identification</w:t>
+              <w:t>Démographie</w:t>
             </w:r>
           </w:p>
         </w:tc>
@@ -1565,7 +1565,7 @@
                 <w:i w:val="0"/>
                 <w:sz w:val="17"/>
               </w:rPr>
-              <w:t>Prière de renseigner la bonne adresse.Attention! Il manque des informations non renseignées dans la section 0, prière de regarder toutes les autres informations dans l'identification du ménage (IDENTIFICATION ET RENSEIGNEMENTS DE CONTROLE) ou dans OBSERVATIONS pour pouvoir renseigné toutes les questions liées au ménage.</w:t>
+              <w:t>Prière de verifier l'information donnée par Abdou Ndiaye ou corriger au niveau de la section 1.</w:t>
             </w:r>
           </w:p>
         </w:tc>
@@ -1624,7 +1624,7 @@
                 <w:color w:val="16A34A"/>
                 <w:sz w:val="16"/>
               </w:rPr>
-              <w:t>—</w:t>
+              <w:t>s01q10_1</w:t>
             </w:r>
           </w:p>
         </w:tc>
@@ -1655,457 +1655,7 @@
                 <w:i w:val="0"/>
                 <w:sz w:val="17"/>
               </w:rPr>
-              <w:t>Prière de verifier l'information donnée par Abdou Ndiaye ou corriger au niveau de la section 1.</w:t>
-            </w:r>
-          </w:p>
-        </w:tc>
-      </w:tr>
-      <w:tr>
-        <w:tc>
-          <w:tcPr>
-            <w:tcW w:type="dxa" w:w="964"/>
-          </w:tcPr>
-          <w:p>
-            <w:r>
-              <w:rPr>
-                <w:b/>
-                <w:i w:val="0"/>
-                <w:color w:val="EA580C"/>
-                <w:sz w:val="16"/>
-              </w:rPr>
-              <w:t>Moyenne</w:t>
-            </w:r>
-          </w:p>
-        </w:tc>
-        <w:tc>
-          <w:tcPr>
-            <w:tcW w:type="dxa" w:w="1247"/>
-          </w:tcPr>
-          <w:p>
-            <w:r>
-              <w:rPr>
-                <w:b/>
-                <w:i w:val="0"/>
-                <w:sz w:val="16"/>
-              </w:rPr>
-              <w:t>S01</w:t>
-              <w:br/>
-            </w:r>
-            <w:r>
-              <w:rPr>
-                <w:b w:val="0"/>
-                <w:i w:val="0"/>
-                <w:color w:val="64748B"/>
-                <w:sz w:val="14"/>
-              </w:rPr>
-              <w:t>Démographie</w:t>
-            </w:r>
-          </w:p>
-        </w:tc>
-        <w:tc>
-          <w:tcPr>
-            <w:tcW w:type="dxa" w:w="1531"/>
-          </w:tcPr>
-          <w:p>
-            <w:r>
-              <w:rPr>
-                <w:b/>
-                <w:i w:val="0"/>
-                <w:color w:val="16A34A"/>
-                <w:sz w:val="16"/>
-              </w:rPr>
-              <w:t>s01q10_1</w:t>
-            </w:r>
-          </w:p>
-        </w:tc>
-        <w:tc>
-          <w:tcPr>
-            <w:tcW w:type="dxa" w:w="1191"/>
-          </w:tcPr>
-          <w:p>
-            <w:r>
-              <w:rPr>
-                <w:b w:val="0"/>
-                <w:i w:val="0"/>
-                <w:color w:val="64748B"/>
-                <w:sz w:val="16"/>
-              </w:rPr>
-              <w:t>GT-CQ</w:t>
-            </w:r>
-          </w:p>
-        </w:tc>
-        <w:tc>
-          <w:tcPr>
-            <w:tcW w:type="dxa" w:w="4706"/>
-          </w:tcPr>
-          <w:p>
-            <w:r>
-              <w:rPr>
-                <w:b w:val="0"/>
-                <w:i w:val="0"/>
-                <w:sz w:val="17"/>
-              </w:rPr>
               <w:t>La taille du ménage lors de l'enquête principale (12) de ce ménage est inférieur à la taille du denombrement (17), prière de fournir des explications concrètes ou aller revisiter le ménage.</w:t>
-            </w:r>
-          </w:p>
-        </w:tc>
-      </w:tr>
-      <w:tr>
-        <w:tc>
-          <w:tcPr>
-            <w:tcW w:type="dxa" w:w="964"/>
-          </w:tcPr>
-          <w:p>
-            <w:r>
-              <w:rPr>
-                <w:b/>
-                <w:i w:val="0"/>
-                <w:color w:val="EA580C"/>
-                <w:sz w:val="16"/>
-              </w:rPr>
-              <w:t>Moyenne</w:t>
-            </w:r>
-          </w:p>
-        </w:tc>
-        <w:tc>
-          <w:tcPr>
-            <w:tcW w:type="dxa" w:w="1247"/>
-          </w:tcPr>
-          <w:p>
-            <w:r>
-              <w:rPr>
-                <w:b/>
-                <w:i w:val="0"/>
-                <w:sz w:val="16"/>
-              </w:rPr>
-              <w:t>S02</w:t>
-              <w:br/>
-            </w:r>
-            <w:r>
-              <w:rPr>
-                <w:b w:val="0"/>
-                <w:i w:val="0"/>
-                <w:color w:val="64748B"/>
-                <w:sz w:val="14"/>
-              </w:rPr>
-              <w:t>Éducation</w:t>
-            </w:r>
-          </w:p>
-        </w:tc>
-        <w:tc>
-          <w:tcPr>
-            <w:tcW w:type="dxa" w:w="1531"/>
-          </w:tcPr>
-          <w:p>
-            <w:r>
-              <w:rPr>
-                <w:b/>
-                <w:i w:val="0"/>
-                <w:color w:val="16A34A"/>
-                <w:sz w:val="16"/>
-              </w:rPr>
-              <w:t>—</w:t>
-            </w:r>
-          </w:p>
-        </w:tc>
-        <w:tc>
-          <w:tcPr>
-            <w:tcW w:type="dxa" w:w="1191"/>
-          </w:tcPr>
-          <w:p>
-            <w:r>
-              <w:rPr>
-                <w:b w:val="0"/>
-                <w:i w:val="0"/>
-                <w:color w:val="64748B"/>
-                <w:sz w:val="16"/>
-              </w:rPr>
-              <w:t>GT-CQ</w:t>
-            </w:r>
-          </w:p>
-        </w:tc>
-        <w:tc>
-          <w:tcPr>
-            <w:tcW w:type="dxa" w:w="4706"/>
-          </w:tcPr>
-          <w:p>
-            <w:r>
-              <w:rPr>
-                <w:b w:val="0"/>
-                <w:i w:val="0"/>
-                <w:sz w:val="17"/>
-              </w:rPr>
-              <w:t>veuillez, s'il vous plait, confirmer les frais de scolarité ( 1000 FCFA) payée de DAME NDIAYE avec le QG ou apporter les corrections nécessaires.</w:t>
-            </w:r>
-          </w:p>
-        </w:tc>
-      </w:tr>
-      <w:tr>
-        <w:tc>
-          <w:tcPr>
-            <w:tcW w:type="dxa" w:w="964"/>
-          </w:tcPr>
-          <w:p>
-            <w:r>
-              <w:rPr>
-                <w:b/>
-                <w:i w:val="0"/>
-                <w:color w:val="EA580C"/>
-                <w:sz w:val="16"/>
-              </w:rPr>
-              <w:t>Moyenne</w:t>
-            </w:r>
-          </w:p>
-        </w:tc>
-        <w:tc>
-          <w:tcPr>
-            <w:tcW w:type="dxa" w:w="1247"/>
-          </w:tcPr>
-          <w:p>
-            <w:r>
-              <w:rPr>
-                <w:b/>
-                <w:i w:val="0"/>
-                <w:sz w:val="16"/>
-              </w:rPr>
-              <w:t>S02</w:t>
-              <w:br/>
-            </w:r>
-            <w:r>
-              <w:rPr>
-                <w:b w:val="0"/>
-                <w:i w:val="0"/>
-                <w:color w:val="64748B"/>
-                <w:sz w:val="14"/>
-              </w:rPr>
-              <w:t>Éducation</w:t>
-            </w:r>
-          </w:p>
-        </w:tc>
-        <w:tc>
-          <w:tcPr>
-            <w:tcW w:type="dxa" w:w="1531"/>
-          </w:tcPr>
-          <w:p>
-            <w:r>
-              <w:rPr>
-                <w:b/>
-                <w:i w:val="0"/>
-                <w:color w:val="16A34A"/>
-                <w:sz w:val="16"/>
-              </w:rPr>
-              <w:t>—</w:t>
-            </w:r>
-          </w:p>
-        </w:tc>
-        <w:tc>
-          <w:tcPr>
-            <w:tcW w:type="dxa" w:w="1191"/>
-          </w:tcPr>
-          <w:p>
-            <w:r>
-              <w:rPr>
-                <w:b w:val="0"/>
-                <w:i w:val="0"/>
-                <w:color w:val="64748B"/>
-                <w:sz w:val="16"/>
-              </w:rPr>
-              <w:t>GT-CQ</w:t>
-            </w:r>
-          </w:p>
-        </w:tc>
-        <w:tc>
-          <w:tcPr>
-            <w:tcW w:type="dxa" w:w="4706"/>
-          </w:tcPr>
-          <w:p>
-            <w:r>
-              <w:rPr>
-                <w:b w:val="0"/>
-                <w:i w:val="0"/>
-                <w:sz w:val="17"/>
-              </w:rPr>
-              <w:t>veuillez, s'il vous plait, confirmer les frais de scolarité ( 1000 FCFA) payée de FAMA NDIAYE avec le QG ou apporter les corrections nécessaires.</w:t>
-            </w:r>
-          </w:p>
-        </w:tc>
-      </w:tr>
-      <w:tr>
-        <w:tc>
-          <w:tcPr>
-            <w:tcW w:type="dxa" w:w="964"/>
-          </w:tcPr>
-          <w:p>
-            <w:r>
-              <w:rPr>
-                <w:b/>
-                <w:i w:val="0"/>
-                <w:color w:val="EA580C"/>
-                <w:sz w:val="16"/>
-              </w:rPr>
-              <w:t>Moyenne</w:t>
-            </w:r>
-          </w:p>
-        </w:tc>
-        <w:tc>
-          <w:tcPr>
-            <w:tcW w:type="dxa" w:w="1247"/>
-          </w:tcPr>
-          <w:p>
-            <w:r>
-              <w:rPr>
-                <w:b/>
-                <w:i w:val="0"/>
-                <w:sz w:val="16"/>
-              </w:rPr>
-              <w:t>S02</w:t>
-              <w:br/>
-            </w:r>
-            <w:r>
-              <w:rPr>
-                <w:b w:val="0"/>
-                <w:i w:val="0"/>
-                <w:color w:val="64748B"/>
-                <w:sz w:val="14"/>
-              </w:rPr>
-              <w:t>Éducation</w:t>
-            </w:r>
-          </w:p>
-        </w:tc>
-        <w:tc>
-          <w:tcPr>
-            <w:tcW w:type="dxa" w:w="1531"/>
-          </w:tcPr>
-          <w:p>
-            <w:r>
-              <w:rPr>
-                <w:b/>
-                <w:i w:val="0"/>
-                <w:color w:val="16A34A"/>
-                <w:sz w:val="16"/>
-              </w:rPr>
-              <w:t>—</w:t>
-            </w:r>
-          </w:p>
-        </w:tc>
-        <w:tc>
-          <w:tcPr>
-            <w:tcW w:type="dxa" w:w="1191"/>
-          </w:tcPr>
-          <w:p>
-            <w:r>
-              <w:rPr>
-                <w:b w:val="0"/>
-                <w:i w:val="0"/>
-                <w:color w:val="64748B"/>
-                <w:sz w:val="16"/>
-              </w:rPr>
-              <w:t>GT-CQ</w:t>
-            </w:r>
-          </w:p>
-        </w:tc>
-        <w:tc>
-          <w:tcPr>
-            <w:tcW w:type="dxa" w:w="4706"/>
-          </w:tcPr>
-          <w:p>
-            <w:r>
-              <w:rPr>
-                <w:b w:val="0"/>
-                <w:i w:val="0"/>
-                <w:sz w:val="17"/>
-              </w:rPr>
-              <w:t>veuillez, s'il vous plait, confirmer les frais de scolarité ( 1000 FCFA) payée de KEWE NDIAYE avec le QG ou apporter les corrections nécessaires.</w:t>
-            </w:r>
-          </w:p>
-        </w:tc>
-      </w:tr>
-      <w:tr>
-        <w:tc>
-          <w:tcPr>
-            <w:tcW w:type="dxa" w:w="964"/>
-          </w:tcPr>
-          <w:p>
-            <w:r>
-              <w:rPr>
-                <w:b/>
-                <w:i w:val="0"/>
-                <w:color w:val="EA580C"/>
-                <w:sz w:val="16"/>
-              </w:rPr>
-              <w:t>Moyenne</w:t>
-            </w:r>
-          </w:p>
-        </w:tc>
-        <w:tc>
-          <w:tcPr>
-            <w:tcW w:type="dxa" w:w="1247"/>
-          </w:tcPr>
-          <w:p>
-            <w:r>
-              <w:rPr>
-                <w:b/>
-                <w:i w:val="0"/>
-                <w:sz w:val="16"/>
-              </w:rPr>
-              <w:t>S02</w:t>
-              <w:br/>
-            </w:r>
-            <w:r>
-              <w:rPr>
-                <w:b w:val="0"/>
-                <w:i w:val="0"/>
-                <w:color w:val="64748B"/>
-                <w:sz w:val="14"/>
-              </w:rPr>
-              <w:t>Éducation</w:t>
-            </w:r>
-          </w:p>
-        </w:tc>
-        <w:tc>
-          <w:tcPr>
-            <w:tcW w:type="dxa" w:w="1531"/>
-          </w:tcPr>
-          <w:p>
-            <w:r>
-              <w:rPr>
-                <w:b/>
-                <w:i w:val="0"/>
-                <w:color w:val="16A34A"/>
-                <w:sz w:val="16"/>
-              </w:rPr>
-              <w:t>—</w:t>
-            </w:r>
-          </w:p>
-        </w:tc>
-        <w:tc>
-          <w:tcPr>
-            <w:tcW w:type="dxa" w:w="1191"/>
-          </w:tcPr>
-          <w:p>
-            <w:r>
-              <w:rPr>
-                <w:b w:val="0"/>
-                <w:i w:val="0"/>
-                <w:color w:val="64748B"/>
-                <w:sz w:val="16"/>
-              </w:rPr>
-              <w:t>GT-CQ</w:t>
-            </w:r>
-          </w:p>
-        </w:tc>
-        <w:tc>
-          <w:tcPr>
-            <w:tcW w:type="dxa" w:w="4706"/>
-          </w:tcPr>
-          <w:p>
-            <w:r>
-              <w:rPr>
-                <w:b w:val="0"/>
-                <w:i w:val="0"/>
-                <w:sz w:val="17"/>
-              </w:rPr>
-              <w:t>veuillez, s'il vous plait, confirmer les frais de scolarité ( 1000 FCFA) payée de MATY NDIAYE avec le QG ou apporter les corrections nécessaires.</w:t>
             </w:r>
           </w:p>
         </w:tc>
